--- a/originales/referencias_doi_01.docx
+++ b/originales/referencias_doi_01.docx
@@ -12,6 +12,7 @@
           <w:numId w:val="0"/>
         </w:numPr>
         <w:spacing w:before="480" w:after="0"/>
+        <w:ind w:hanging="0" w:left="0"/>
         <w:rPr/>
       </w:pPr>
       <w:r>
@@ -47,16 +48,21 @@
     <w:p>
       <w:pPr>
         <w:pStyle w:val="Normal"/>
-        <w:rPr/>
+        <w:rPr>
+          <w:highlight w:val="none"/>
+          <w:shd w:fill="FFFF00" w:val="clear"/>
+        </w:rPr>
       </w:pPr>
       <w:r>
-        <w:rPr/>
+        <w:rPr>
+          <w:shd w:fill="FFFF00" w:val="clear"/>
+        </w:rPr>
         <w:t xml:space="preserve">2. Barthes, R. (1968). La mort de l’auteur. Manteia, 5, 12-17. </w:t>
       </w:r>
       <w:r>
         <w:rPr>
           <w:color w:val="000000"/>
-          <w:shd w:fill="FF4000" w:val="clear"/>
+          <w:shd w:fill="FFFF00" w:val="clear"/>
         </w:rPr>
         <w:t>https://doi.org/10.3917/lignes.003.0117</w:t>
       </w:r>
@@ -124,17 +130,16 @@
     <w:p>
       <w:pPr>
         <w:pStyle w:val="Normal"/>
-        <w:rPr/>
-      </w:pPr>
-      <w:r>
-        <w:rPr/>
-        <w:t>7. Derrida, J. (1967). Structure, signe et jeu dans le discours des sciences humaines. Critique, 23(246), 425-442.</w:t>
-      </w:r>
+        <w:rPr>
+          <w:highlight w:val="none"/>
+          <w:shd w:fill="FFFF00" w:val="clear"/>
+        </w:rPr>
+      </w:pPr>
       <w:r>
         <w:rPr>
-          <w:shd w:fill="FF4000" w:val="clear"/>
+          <w:shd w:fill="FFFF00" w:val="clear"/>
         </w:rPr>
-        <w:t xml:space="preserve"> https://doi.org/10.3917/criti.246.0425</w:t>
+        <w:t>7. Derrida, J. (1967). Structure, signe et jeu dans le discours des sciences humaines. Critique, 23(246), 425-442. https://doi.org/10.3917/criti.246.0425</w:t>
       </w:r>
     </w:p>
     <w:p>
@@ -201,120 +206,122 @@
   <w:abstractNum w:abstractNumId="1">
     <w:lvl w:ilvl="0">
       <w:start w:val="1"/>
-      <w:numFmt w:val="none"/>
-      <w:suff w:val="nothing"/>
-      <w:lvlText w:val="%1"/>
-      <w:lvlJc w:val="left"/>
-      <w:pPr>
-        <w:tabs>
-          <w:tab w:val="num" w:pos="0"/>
-        </w:tabs>
-        <w:ind w:left="0" w:hanging="0"/>
-      </w:pPr>
+      <w:numFmt w:val="bullet"/>
+      <w:lvlText w:val=""/>
+      <w:lvlJc w:val="left"/>
+      <w:pPr>
+        <w:tabs>
+          <w:tab w:val="num" w:pos="360"/>
+        </w:tabs>
+        <w:ind w:left="360" w:hanging="360"/>
+      </w:pPr>
+      <w:rPr>
+        <w:rFonts w:ascii="Symbol" w:hAnsi="Symbol" w:cs="Symbol" w:hint="default"/>
+      </w:rPr>
     </w:lvl>
     <w:lvl w:ilvl="1">
       <w:start w:val="1"/>
-      <w:numFmt w:val="none"/>
-      <w:suff w:val="nothing"/>
-      <w:lvlText w:val="%2"/>
-      <w:lvlJc w:val="left"/>
-      <w:pPr>
-        <w:tabs>
-          <w:tab w:val="num" w:pos="0"/>
-        </w:tabs>
-        <w:ind w:left="0" w:hanging="0"/>
-      </w:pPr>
+      <w:numFmt w:val="decimal"/>
+      <w:lvlText w:val="%2."/>
+      <w:lvlJc w:val="left"/>
+      <w:pPr>
+        <w:tabs>
+          <w:tab w:val="num" w:pos="1080"/>
+        </w:tabs>
+        <w:ind w:left="1080" w:hanging="360"/>
+      </w:pPr>
+      <w:rPr/>
     </w:lvl>
     <w:lvl w:ilvl="2">
       <w:start w:val="1"/>
-      <w:numFmt w:val="none"/>
-      <w:suff w:val="nothing"/>
-      <w:lvlText w:val="%3"/>
-      <w:lvlJc w:val="left"/>
-      <w:pPr>
-        <w:tabs>
-          <w:tab w:val="num" w:pos="0"/>
-        </w:tabs>
-        <w:ind w:left="0" w:hanging="0"/>
-      </w:pPr>
+      <w:numFmt w:val="decimal"/>
+      <w:lvlText w:val="%3."/>
+      <w:lvlJc w:val="left"/>
+      <w:pPr>
+        <w:tabs>
+          <w:tab w:val="num" w:pos="1440"/>
+        </w:tabs>
+        <w:ind w:left="1440" w:hanging="360"/>
+      </w:pPr>
+      <w:rPr/>
     </w:lvl>
     <w:lvl w:ilvl="3">
       <w:start w:val="1"/>
-      <w:numFmt w:val="none"/>
-      <w:suff w:val="nothing"/>
-      <w:lvlText w:val="%4"/>
-      <w:lvlJc w:val="left"/>
-      <w:pPr>
-        <w:tabs>
-          <w:tab w:val="num" w:pos="0"/>
-        </w:tabs>
-        <w:ind w:left="0" w:hanging="0"/>
-      </w:pPr>
+      <w:numFmt w:val="decimal"/>
+      <w:lvlText w:val="%4."/>
+      <w:lvlJc w:val="left"/>
+      <w:pPr>
+        <w:tabs>
+          <w:tab w:val="num" w:pos="1800"/>
+        </w:tabs>
+        <w:ind w:left="1800" w:hanging="360"/>
+      </w:pPr>
+      <w:rPr/>
     </w:lvl>
     <w:lvl w:ilvl="4">
       <w:start w:val="1"/>
-      <w:numFmt w:val="none"/>
-      <w:suff w:val="nothing"/>
-      <w:lvlText w:val="%5"/>
-      <w:lvlJc w:val="left"/>
-      <w:pPr>
-        <w:tabs>
-          <w:tab w:val="num" w:pos="0"/>
-        </w:tabs>
-        <w:ind w:left="0" w:hanging="0"/>
-      </w:pPr>
+      <w:numFmt w:val="decimal"/>
+      <w:lvlText w:val="%5."/>
+      <w:lvlJc w:val="left"/>
+      <w:pPr>
+        <w:tabs>
+          <w:tab w:val="num" w:pos="2160"/>
+        </w:tabs>
+        <w:ind w:left="2160" w:hanging="360"/>
+      </w:pPr>
+      <w:rPr/>
     </w:lvl>
     <w:lvl w:ilvl="5">
       <w:start w:val="1"/>
-      <w:numFmt w:val="none"/>
-      <w:suff w:val="nothing"/>
-      <w:lvlText w:val="%6"/>
-      <w:lvlJc w:val="left"/>
-      <w:pPr>
-        <w:tabs>
-          <w:tab w:val="num" w:pos="0"/>
-        </w:tabs>
-        <w:ind w:left="0" w:hanging="0"/>
-      </w:pPr>
+      <w:numFmt w:val="decimal"/>
+      <w:lvlText w:val="%6."/>
+      <w:lvlJc w:val="left"/>
+      <w:pPr>
+        <w:tabs>
+          <w:tab w:val="num" w:pos="2520"/>
+        </w:tabs>
+        <w:ind w:left="2520" w:hanging="360"/>
+      </w:pPr>
+      <w:rPr/>
     </w:lvl>
     <w:lvl w:ilvl="6">
       <w:start w:val="1"/>
-      <w:numFmt w:val="none"/>
-      <w:suff w:val="nothing"/>
-      <w:lvlText w:val="%7"/>
-      <w:lvlJc w:val="left"/>
-      <w:pPr>
-        <w:tabs>
-          <w:tab w:val="num" w:pos="0"/>
-        </w:tabs>
-        <w:ind w:left="0" w:hanging="0"/>
-      </w:pPr>
+      <w:numFmt w:val="decimal"/>
+      <w:lvlText w:val="%7."/>
+      <w:lvlJc w:val="left"/>
+      <w:pPr>
+        <w:tabs>
+          <w:tab w:val="num" w:pos="2880"/>
+        </w:tabs>
+        <w:ind w:left="2880" w:hanging="360"/>
+      </w:pPr>
+      <w:rPr/>
     </w:lvl>
     <w:lvl w:ilvl="7">
       <w:start w:val="1"/>
-      <w:numFmt w:val="none"/>
-      <w:suff w:val="nothing"/>
-      <w:lvlText w:val="%8"/>
-      <w:lvlJc w:val="left"/>
-      <w:pPr>
-        <w:tabs>
-          <w:tab w:val="num" w:pos="0"/>
-        </w:tabs>
-        <w:ind w:left="0" w:hanging="0"/>
-      </w:pPr>
+      <w:numFmt w:val="decimal"/>
+      <w:lvlText w:val="%8."/>
+      <w:lvlJc w:val="left"/>
+      <w:pPr>
+        <w:tabs>
+          <w:tab w:val="num" w:pos="3240"/>
+        </w:tabs>
+        <w:ind w:left="3240" w:hanging="360"/>
+      </w:pPr>
+      <w:rPr/>
     </w:lvl>
     <w:lvl w:ilvl="8">
       <w:start w:val="1"/>
-      <w:numFmt w:val="none"/>
-      <w:suff w:val="nothing"/>
-      <w:lvlText w:val="%9"/>
-      <w:lvlJc w:val="left"/>
-      <w:pPr>
-        <w:tabs>
-          <w:tab w:val="num" w:pos="0"/>
-        </w:tabs>
-        <w:ind w:left="0" w:hanging="0"/>
-      </w:pPr>
+      <w:numFmt w:val="decimal"/>
+      <w:lvlText w:val="%9."/>
+      <w:lvlJc w:val="left"/>
+      <w:pPr>
+        <w:tabs>
+          <w:tab w:val="num" w:pos="3600"/>
+        </w:tabs>
+        <w:ind w:left="3600" w:hanging="360"/>
+      </w:pPr>
+      <w:rPr/>
     </w:lvl>
   </w:abstractNum>
   <w:abstractNum w:abstractNumId="2">
@@ -325,9 +332,9 @@
       <w:lvlJc w:val="left"/>
       <w:pPr>
         <w:tabs>
-          <w:tab w:val="num" w:pos="360"/>
-        </w:tabs>
-        <w:ind w:left="360" w:hanging="360"/>
+          <w:tab w:val="num" w:pos="720"/>
+        </w:tabs>
+        <w:ind w:left="720" w:hanging="360"/>
       </w:pPr>
       <w:rPr>
         <w:rFonts w:ascii="Symbol" w:hAnsi="Symbol" w:cs="Symbol" w:hint="default"/>
@@ -344,6 +351,7 @@
         </w:tabs>
         <w:ind w:left="1080" w:hanging="360"/>
       </w:pPr>
+      <w:rPr/>
     </w:lvl>
     <w:lvl w:ilvl="2">
       <w:start w:val="1"/>
@@ -356,6 +364,7 @@
         </w:tabs>
         <w:ind w:left="1440" w:hanging="360"/>
       </w:pPr>
+      <w:rPr/>
     </w:lvl>
     <w:lvl w:ilvl="3">
       <w:start w:val="1"/>
@@ -368,6 +377,7 @@
         </w:tabs>
         <w:ind w:left="1800" w:hanging="360"/>
       </w:pPr>
+      <w:rPr/>
     </w:lvl>
     <w:lvl w:ilvl="4">
       <w:start w:val="1"/>
@@ -380,6 +390,7 @@
         </w:tabs>
         <w:ind w:left="2160" w:hanging="360"/>
       </w:pPr>
+      <w:rPr/>
     </w:lvl>
     <w:lvl w:ilvl="5">
       <w:start w:val="1"/>
@@ -392,6 +403,7 @@
         </w:tabs>
         <w:ind w:left="2520" w:hanging="360"/>
       </w:pPr>
+      <w:rPr/>
     </w:lvl>
     <w:lvl w:ilvl="6">
       <w:start w:val="1"/>
@@ -404,6 +416,7 @@
         </w:tabs>
         <w:ind w:left="2880" w:hanging="360"/>
       </w:pPr>
+      <w:rPr/>
     </w:lvl>
     <w:lvl w:ilvl="7">
       <w:start w:val="1"/>
@@ -416,6 +429,7 @@
         </w:tabs>
         <w:ind w:left="3240" w:hanging="360"/>
       </w:pPr>
+      <w:rPr/>
     </w:lvl>
     <w:lvl w:ilvl="8">
       <w:start w:val="1"/>
@@ -428,6 +442,7 @@
         </w:tabs>
         <w:ind w:left="3600" w:hanging="360"/>
       </w:pPr>
+      <w:rPr/>
     </w:lvl>
   </w:abstractNum>
   <w:abstractNum w:abstractNumId="3">
@@ -438,9 +453,9 @@
       <w:lvlJc w:val="left"/>
       <w:pPr>
         <w:tabs>
-          <w:tab w:val="num" w:pos="720"/>
-        </w:tabs>
-        <w:ind w:left="720" w:hanging="360"/>
+          <w:tab w:val="num" w:pos="1080"/>
+        </w:tabs>
+        <w:ind w:left="1080" w:hanging="360"/>
       </w:pPr>
       <w:rPr>
         <w:rFonts w:ascii="Symbol" w:hAnsi="Symbol" w:cs="Symbol" w:hint="default"/>
@@ -457,6 +472,7 @@
         </w:tabs>
         <w:ind w:left="1080" w:hanging="360"/>
       </w:pPr>
+      <w:rPr/>
     </w:lvl>
     <w:lvl w:ilvl="2">
       <w:start w:val="1"/>
@@ -469,6 +485,7 @@
         </w:tabs>
         <w:ind w:left="1440" w:hanging="360"/>
       </w:pPr>
+      <w:rPr/>
     </w:lvl>
     <w:lvl w:ilvl="3">
       <w:start w:val="1"/>
@@ -481,6 +498,7 @@
         </w:tabs>
         <w:ind w:left="1800" w:hanging="360"/>
       </w:pPr>
+      <w:rPr/>
     </w:lvl>
     <w:lvl w:ilvl="4">
       <w:start w:val="1"/>
@@ -493,6 +511,7 @@
         </w:tabs>
         <w:ind w:left="2160" w:hanging="360"/>
       </w:pPr>
+      <w:rPr/>
     </w:lvl>
     <w:lvl w:ilvl="5">
       <w:start w:val="1"/>
@@ -505,6 +524,7 @@
         </w:tabs>
         <w:ind w:left="2520" w:hanging="360"/>
       </w:pPr>
+      <w:rPr/>
     </w:lvl>
     <w:lvl w:ilvl="6">
       <w:start w:val="1"/>
@@ -517,6 +537,7 @@
         </w:tabs>
         <w:ind w:left="2880" w:hanging="360"/>
       </w:pPr>
+      <w:rPr/>
     </w:lvl>
     <w:lvl w:ilvl="7">
       <w:start w:val="1"/>
@@ -529,6 +550,7 @@
         </w:tabs>
         <w:ind w:left="3240" w:hanging="360"/>
       </w:pPr>
+      <w:rPr/>
     </w:lvl>
     <w:lvl w:ilvl="8">
       <w:start w:val="1"/>
@@ -541,13 +563,27 @@
         </w:tabs>
         <w:ind w:left="3600" w:hanging="360"/>
       </w:pPr>
+      <w:rPr/>
     </w:lvl>
   </w:abstractNum>
   <w:abstractNum w:abstractNumId="4">
     <w:lvl w:ilvl="0">
       <w:start w:val="1"/>
-      <w:numFmt w:val="bullet"/>
-      <w:lvlText w:val=""/>
+      <w:numFmt w:val="decimal"/>
+      <w:lvlText w:val="%1."/>
+      <w:lvlJc w:val="left"/>
+      <w:pPr>
+        <w:tabs>
+          <w:tab w:val="num" w:pos="360"/>
+        </w:tabs>
+        <w:ind w:left="360" w:hanging="360"/>
+      </w:pPr>
+      <w:rPr/>
+    </w:lvl>
+    <w:lvl w:ilvl="1">
+      <w:start w:val="1"/>
+      <w:numFmt w:val="decimal"/>
+      <w:lvlText w:val="%2."/>
       <w:lvlJc w:val="left"/>
       <w:pPr>
         <w:tabs>
@@ -555,21 +591,7 @@
         </w:tabs>
         <w:ind w:left="1080" w:hanging="360"/>
       </w:pPr>
-      <w:rPr>
-        <w:rFonts w:ascii="Symbol" w:hAnsi="Symbol" w:cs="Symbol" w:hint="default"/>
-      </w:rPr>
-    </w:lvl>
-    <w:lvl w:ilvl="1">
-      <w:start w:val="1"/>
-      <w:numFmt w:val="decimal"/>
-      <w:lvlText w:val="%2."/>
-      <w:lvlJc w:val="left"/>
-      <w:pPr>
-        <w:tabs>
-          <w:tab w:val="num" w:pos="1080"/>
-        </w:tabs>
-        <w:ind w:left="1080" w:hanging="360"/>
-      </w:pPr>
+      <w:rPr/>
     </w:lvl>
     <w:lvl w:ilvl="2">
       <w:start w:val="1"/>
@@ -582,6 +604,7 @@
         </w:tabs>
         <w:ind w:left="1440" w:hanging="360"/>
       </w:pPr>
+      <w:rPr/>
     </w:lvl>
     <w:lvl w:ilvl="3">
       <w:start w:val="1"/>
@@ -594,6 +617,7 @@
         </w:tabs>
         <w:ind w:left="1800" w:hanging="360"/>
       </w:pPr>
+      <w:rPr/>
     </w:lvl>
     <w:lvl w:ilvl="4">
       <w:start w:val="1"/>
@@ -606,6 +630,7 @@
         </w:tabs>
         <w:ind w:left="2160" w:hanging="360"/>
       </w:pPr>
+      <w:rPr/>
     </w:lvl>
     <w:lvl w:ilvl="5">
       <w:start w:val="1"/>
@@ -618,6 +643,7 @@
         </w:tabs>
         <w:ind w:left="2520" w:hanging="360"/>
       </w:pPr>
+      <w:rPr/>
     </w:lvl>
     <w:lvl w:ilvl="6">
       <w:start w:val="1"/>
@@ -630,6 +656,7 @@
         </w:tabs>
         <w:ind w:left="2880" w:hanging="360"/>
       </w:pPr>
+      <w:rPr/>
     </w:lvl>
     <w:lvl w:ilvl="7">
       <w:start w:val="1"/>
@@ -642,6 +669,7 @@
         </w:tabs>
         <w:ind w:left="3240" w:hanging="360"/>
       </w:pPr>
+      <w:rPr/>
     </w:lvl>
     <w:lvl w:ilvl="8">
       <w:start w:val="1"/>
@@ -654,6 +682,7 @@
         </w:tabs>
         <w:ind w:left="3600" w:hanging="360"/>
       </w:pPr>
+      <w:rPr/>
     </w:lvl>
   </w:abstractNum>
   <w:abstractNum w:abstractNumId="5">
@@ -664,9 +693,9 @@
       <w:lvlJc w:val="left"/>
       <w:pPr>
         <w:tabs>
-          <w:tab w:val="num" w:pos="360"/>
-        </w:tabs>
-        <w:ind w:left="360" w:hanging="360"/>
+          <w:tab w:val="num" w:pos="720"/>
+        </w:tabs>
+        <w:ind w:left="720" w:hanging="360"/>
       </w:pPr>
       <w:rPr/>
     </w:lvl>
@@ -681,6 +710,7 @@
         </w:tabs>
         <w:ind w:left="1080" w:hanging="360"/>
       </w:pPr>
+      <w:rPr/>
     </w:lvl>
     <w:lvl w:ilvl="2">
       <w:start w:val="1"/>
@@ -693,6 +723,7 @@
         </w:tabs>
         <w:ind w:left="1440" w:hanging="360"/>
       </w:pPr>
+      <w:rPr/>
     </w:lvl>
     <w:lvl w:ilvl="3">
       <w:start w:val="1"/>
@@ -705,6 +736,7 @@
         </w:tabs>
         <w:ind w:left="1800" w:hanging="360"/>
       </w:pPr>
+      <w:rPr/>
     </w:lvl>
     <w:lvl w:ilvl="4">
       <w:start w:val="1"/>
@@ -717,6 +749,7 @@
         </w:tabs>
         <w:ind w:left="2160" w:hanging="360"/>
       </w:pPr>
+      <w:rPr/>
     </w:lvl>
     <w:lvl w:ilvl="5">
       <w:start w:val="1"/>
@@ -729,6 +762,7 @@
         </w:tabs>
         <w:ind w:left="2520" w:hanging="360"/>
       </w:pPr>
+      <w:rPr/>
     </w:lvl>
     <w:lvl w:ilvl="6">
       <w:start w:val="1"/>
@@ -741,6 +775,7 @@
         </w:tabs>
         <w:ind w:left="2880" w:hanging="360"/>
       </w:pPr>
+      <w:rPr/>
     </w:lvl>
     <w:lvl w:ilvl="7">
       <w:start w:val="1"/>
@@ -753,6 +788,7 @@
         </w:tabs>
         <w:ind w:left="3240" w:hanging="360"/>
       </w:pPr>
+      <w:rPr/>
     </w:lvl>
     <w:lvl w:ilvl="8">
       <w:start w:val="1"/>
@@ -765,6 +801,7 @@
         </w:tabs>
         <w:ind w:left="3600" w:hanging="360"/>
       </w:pPr>
+      <w:rPr/>
     </w:lvl>
   </w:abstractNum>
   <w:abstractNum w:abstractNumId="6">
@@ -775,9 +812,9 @@
       <w:lvlJc w:val="left"/>
       <w:pPr>
         <w:tabs>
-          <w:tab w:val="num" w:pos="720"/>
-        </w:tabs>
-        <w:ind w:left="720" w:hanging="360"/>
+          <w:tab w:val="num" w:pos="1080"/>
+        </w:tabs>
+        <w:ind w:left="1080" w:hanging="360"/>
       </w:pPr>
       <w:rPr/>
     </w:lvl>
@@ -792,6 +829,7 @@
         </w:tabs>
         <w:ind w:left="1080" w:hanging="360"/>
       </w:pPr>
+      <w:rPr/>
     </w:lvl>
     <w:lvl w:ilvl="2">
       <w:start w:val="1"/>
@@ -804,6 +842,7 @@
         </w:tabs>
         <w:ind w:left="1440" w:hanging="360"/>
       </w:pPr>
+      <w:rPr/>
     </w:lvl>
     <w:lvl w:ilvl="3">
       <w:start w:val="1"/>
@@ -816,6 +855,7 @@
         </w:tabs>
         <w:ind w:left="1800" w:hanging="360"/>
       </w:pPr>
+      <w:rPr/>
     </w:lvl>
     <w:lvl w:ilvl="4">
       <w:start w:val="1"/>
@@ -828,6 +868,7 @@
         </w:tabs>
         <w:ind w:left="2160" w:hanging="360"/>
       </w:pPr>
+      <w:rPr/>
     </w:lvl>
     <w:lvl w:ilvl="5">
       <w:start w:val="1"/>
@@ -840,6 +881,7 @@
         </w:tabs>
         <w:ind w:left="2520" w:hanging="360"/>
       </w:pPr>
+      <w:rPr/>
     </w:lvl>
     <w:lvl w:ilvl="6">
       <w:start w:val="1"/>
@@ -852,6 +894,7 @@
         </w:tabs>
         <w:ind w:left="2880" w:hanging="360"/>
       </w:pPr>
+      <w:rPr/>
     </w:lvl>
     <w:lvl w:ilvl="7">
       <w:start w:val="1"/>
@@ -864,6 +907,7 @@
         </w:tabs>
         <w:ind w:left="3240" w:hanging="360"/>
       </w:pPr>
+      <w:rPr/>
     </w:lvl>
     <w:lvl w:ilvl="8">
       <w:start w:val="1"/>
@@ -876,116 +920,125 @@
         </w:tabs>
         <w:ind w:left="3600" w:hanging="360"/>
       </w:pPr>
+      <w:rPr/>
     </w:lvl>
   </w:abstractNum>
   <w:abstractNum w:abstractNumId="7">
     <w:lvl w:ilvl="0">
       <w:start w:val="1"/>
-      <w:numFmt w:val="decimal"/>
-      <w:lvlText w:val="%1."/>
-      <w:lvlJc w:val="left"/>
-      <w:pPr>
-        <w:tabs>
-          <w:tab w:val="num" w:pos="1080"/>
-        </w:tabs>
-        <w:ind w:left="1080" w:hanging="360"/>
-      </w:pPr>
-      <w:rPr/>
+      <w:numFmt w:val="none"/>
+      <w:suff w:val="nothing"/>
+      <w:lvlText w:val=""/>
+      <w:lvlJc w:val="left"/>
+      <w:pPr>
+        <w:tabs>
+          <w:tab w:val="num" w:pos="0"/>
+        </w:tabs>
+        <w:ind w:left="0" w:hanging="0"/>
+      </w:pPr>
     </w:lvl>
     <w:lvl w:ilvl="1">
       <w:start w:val="1"/>
-      <w:numFmt w:val="decimal"/>
-      <w:lvlText w:val="%2."/>
-      <w:lvlJc w:val="left"/>
-      <w:pPr>
-        <w:tabs>
-          <w:tab w:val="num" w:pos="1080"/>
-        </w:tabs>
-        <w:ind w:left="1080" w:hanging="360"/>
+      <w:numFmt w:val="none"/>
+      <w:suff w:val="nothing"/>
+      <w:lvlText w:val=""/>
+      <w:lvlJc w:val="left"/>
+      <w:pPr>
+        <w:tabs>
+          <w:tab w:val="num" w:pos="0"/>
+        </w:tabs>
+        <w:ind w:left="0" w:hanging="0"/>
       </w:pPr>
     </w:lvl>
     <w:lvl w:ilvl="2">
       <w:start w:val="1"/>
-      <w:numFmt w:val="decimal"/>
-      <w:lvlText w:val="%3."/>
-      <w:lvlJc w:val="left"/>
-      <w:pPr>
-        <w:tabs>
-          <w:tab w:val="num" w:pos="1440"/>
-        </w:tabs>
-        <w:ind w:left="1440" w:hanging="360"/>
+      <w:numFmt w:val="none"/>
+      <w:suff w:val="nothing"/>
+      <w:lvlText w:val=""/>
+      <w:lvlJc w:val="left"/>
+      <w:pPr>
+        <w:tabs>
+          <w:tab w:val="num" w:pos="0"/>
+        </w:tabs>
+        <w:ind w:left="0" w:hanging="0"/>
       </w:pPr>
     </w:lvl>
     <w:lvl w:ilvl="3">
       <w:start w:val="1"/>
-      <w:numFmt w:val="decimal"/>
-      <w:lvlText w:val="%4."/>
-      <w:lvlJc w:val="left"/>
-      <w:pPr>
-        <w:tabs>
-          <w:tab w:val="num" w:pos="1800"/>
-        </w:tabs>
-        <w:ind w:left="1800" w:hanging="360"/>
+      <w:numFmt w:val="none"/>
+      <w:suff w:val="nothing"/>
+      <w:lvlText w:val=""/>
+      <w:lvlJc w:val="left"/>
+      <w:pPr>
+        <w:tabs>
+          <w:tab w:val="num" w:pos="0"/>
+        </w:tabs>
+        <w:ind w:left="0" w:hanging="0"/>
       </w:pPr>
     </w:lvl>
     <w:lvl w:ilvl="4">
       <w:start w:val="1"/>
-      <w:numFmt w:val="decimal"/>
-      <w:lvlText w:val="%5."/>
-      <w:lvlJc w:val="left"/>
-      <w:pPr>
-        <w:tabs>
-          <w:tab w:val="num" w:pos="2160"/>
-        </w:tabs>
-        <w:ind w:left="2160" w:hanging="360"/>
+      <w:numFmt w:val="none"/>
+      <w:suff w:val="nothing"/>
+      <w:lvlText w:val=""/>
+      <w:lvlJc w:val="left"/>
+      <w:pPr>
+        <w:tabs>
+          <w:tab w:val="num" w:pos="0"/>
+        </w:tabs>
+        <w:ind w:left="0" w:hanging="0"/>
       </w:pPr>
     </w:lvl>
     <w:lvl w:ilvl="5">
       <w:start w:val="1"/>
-      <w:numFmt w:val="decimal"/>
-      <w:lvlText w:val="%6."/>
-      <w:lvlJc w:val="left"/>
-      <w:pPr>
-        <w:tabs>
-          <w:tab w:val="num" w:pos="2520"/>
-        </w:tabs>
-        <w:ind w:left="2520" w:hanging="360"/>
+      <w:numFmt w:val="none"/>
+      <w:suff w:val="nothing"/>
+      <w:lvlText w:val=""/>
+      <w:lvlJc w:val="left"/>
+      <w:pPr>
+        <w:tabs>
+          <w:tab w:val="num" w:pos="0"/>
+        </w:tabs>
+        <w:ind w:left="0" w:hanging="0"/>
       </w:pPr>
     </w:lvl>
     <w:lvl w:ilvl="6">
       <w:start w:val="1"/>
-      <w:numFmt w:val="decimal"/>
-      <w:lvlText w:val="%7."/>
-      <w:lvlJc w:val="left"/>
-      <w:pPr>
-        <w:tabs>
-          <w:tab w:val="num" w:pos="2880"/>
-        </w:tabs>
-        <w:ind w:left="2880" w:hanging="360"/>
+      <w:numFmt w:val="none"/>
+      <w:suff w:val="nothing"/>
+      <w:lvlText w:val=""/>
+      <w:lvlJc w:val="left"/>
+      <w:pPr>
+        <w:tabs>
+          <w:tab w:val="num" w:pos="0"/>
+        </w:tabs>
+        <w:ind w:left="0" w:hanging="0"/>
       </w:pPr>
     </w:lvl>
     <w:lvl w:ilvl="7">
       <w:start w:val="1"/>
-      <w:numFmt w:val="decimal"/>
-      <w:lvlText w:val="%8."/>
-      <w:lvlJc w:val="left"/>
-      <w:pPr>
-        <w:tabs>
-          <w:tab w:val="num" w:pos="3240"/>
-        </w:tabs>
-        <w:ind w:left="3240" w:hanging="360"/>
+      <w:numFmt w:val="none"/>
+      <w:suff w:val="nothing"/>
+      <w:lvlText w:val=""/>
+      <w:lvlJc w:val="left"/>
+      <w:pPr>
+        <w:tabs>
+          <w:tab w:val="num" w:pos="0"/>
+        </w:tabs>
+        <w:ind w:left="0" w:hanging="0"/>
       </w:pPr>
     </w:lvl>
     <w:lvl w:ilvl="8">
       <w:start w:val="1"/>
-      <w:numFmt w:val="decimal"/>
-      <w:lvlText w:val="%9."/>
-      <w:lvlJc w:val="left"/>
-      <w:pPr>
-        <w:tabs>
-          <w:tab w:val="num" w:pos="3600"/>
-        </w:tabs>
-        <w:ind w:left="3600" w:hanging="360"/>
+      <w:numFmt w:val="none"/>
+      <w:suff w:val="nothing"/>
+      <w:lvlText w:val=""/>
+      <w:lvlJc w:val="left"/>
+      <w:pPr>
+        <w:tabs>
+          <w:tab w:val="num" w:pos="0"/>
+        </w:tabs>
+        <w:ind w:left="0" w:hanging="0"/>
       </w:pPr>
     </w:lvl>
   </w:abstractNum>
@@ -1035,15 +1088,14 @@
     <w:qFormat/>
     <w:pPr>
       <w:widowControl/>
-      <w:kinsoku w:val="true"/>
-      <w:overflowPunct w:val="true"/>
-      <w:autoSpaceDE w:val="true"/>
+      <w:suppressAutoHyphens w:val="true"/>
+      <w:overflowPunct w:val="false"/>
       <w:bidi w:val="0"/>
       <w:spacing w:lineRule="auto" w:line="276" w:before="0" w:after="200"/>
       <w:jc w:val="left"/>
     </w:pPr>
     <w:rPr>
-      <w:rFonts w:ascii="Cambria" w:hAnsi="Cambria" w:eastAsia="ＭＳ 明朝"/>
+      <w:rFonts w:ascii="Cambria" w:hAnsi="Cambria" w:eastAsia="ＭＳ 明朝" w:cs="DejaVu Sans"/>
       <w:color w:val="auto"/>
       <w:kern w:val="0"/>
       <w:sz w:val="22"/>
@@ -1646,15 +1698,14 @@
     <w:qFormat/>
     <w:pPr>
       <w:widowControl/>
-      <w:kinsoku w:val="true"/>
-      <w:overflowPunct w:val="true"/>
-      <w:autoSpaceDE w:val="true"/>
+      <w:suppressAutoHyphens w:val="true"/>
+      <w:overflowPunct w:val="false"/>
       <w:bidi w:val="0"/>
       <w:spacing w:lineRule="auto" w:line="240" w:before="0" w:after="0"/>
       <w:jc w:val="left"/>
     </w:pPr>
     <w:rPr>
-      <w:rFonts w:ascii="Cambria" w:hAnsi="Cambria" w:eastAsia="ＭＳ 明朝"/>
+      <w:rFonts w:ascii="Cambria" w:hAnsi="Cambria" w:eastAsia="ＭＳ 明朝" w:cs="DejaVu Sans"/>
       <w:color w:val="auto"/>
       <w:kern w:val="0"/>
       <w:sz w:val="22"/>
@@ -1763,6 +1814,19 @@
     <w:pPr>
       <w:numPr>
         <w:ilvl w:val="0"/>
+        <w:numId w:val="1"/>
+      </w:numPr>
+      <w:spacing w:before="0" w:after="200"/>
+      <w:contextualSpacing/>
+    </w:pPr>
+    <w:rPr/>
+  </w:style>
+  <w:style w:type="paragraph" w:styleId="ListBullet2">
+    <w:name w:val="List Bullet 2"/>
+    <w:basedOn w:val="Normal"/>
+    <w:pPr>
+      <w:numPr>
+        <w:ilvl w:val="0"/>
         <w:numId w:val="2"/>
       </w:numPr>
       <w:spacing w:before="0" w:after="200"/>
@@ -1770,8 +1834,8 @@
     </w:pPr>
     <w:rPr/>
   </w:style>
-  <w:style w:type="paragraph" w:styleId="ListBullet2">
-    <w:name w:val="List Bullet 2"/>
+  <w:style w:type="paragraph" w:styleId="ListBullet3">
+    <w:name w:val="List Bullet 3"/>
     <w:basedOn w:val="Normal"/>
     <w:pPr>
       <w:numPr>
@@ -1783,8 +1847,8 @@
     </w:pPr>
     <w:rPr/>
   </w:style>
-  <w:style w:type="paragraph" w:styleId="ListBullet3">
-    <w:name w:val="List Bullet 3"/>
+  <w:style w:type="paragraph" w:styleId="ListNumber">
+    <w:name w:val="List Number"/>
     <w:basedOn w:val="Normal"/>
     <w:pPr>
       <w:numPr>
@@ -1796,8 +1860,8 @@
     </w:pPr>
     <w:rPr/>
   </w:style>
-  <w:style w:type="paragraph" w:styleId="ListNumber">
-    <w:name w:val="List Number"/>
+  <w:style w:type="paragraph" w:styleId="ListNumber2">
+    <w:name w:val="List Number 2"/>
     <w:basedOn w:val="Normal"/>
     <w:pPr>
       <w:numPr>
@@ -1809,26 +1873,13 @@
     </w:pPr>
     <w:rPr/>
   </w:style>
-  <w:style w:type="paragraph" w:styleId="ListNumber2">
-    <w:name w:val="List Number 2"/>
+  <w:style w:type="paragraph" w:styleId="ListNumber3">
+    <w:name w:val="List Number 3"/>
     <w:basedOn w:val="Normal"/>
     <w:pPr>
       <w:numPr>
         <w:ilvl w:val="0"/>
         <w:numId w:val="6"/>
-      </w:numPr>
-      <w:spacing w:before="0" w:after="200"/>
-      <w:contextualSpacing/>
-    </w:pPr>
-    <w:rPr/>
-  </w:style>
-  <w:style w:type="paragraph" w:styleId="ListNumber3">
-    <w:name w:val="List Number 3"/>
-    <w:basedOn w:val="Normal"/>
-    <w:pPr>
-      <w:numPr>
-        <w:ilvl w:val="0"/>
-        <w:numId w:val="7"/>
       </w:numPr>
       <w:spacing w:before="0" w:after="200"/>
       <w:contextualSpacing/>
@@ -1881,15 +1932,14 @@
         <w:tab w:val="left" w:pos="3456" w:leader="none"/>
         <w:tab w:val="left" w:pos="4032" w:leader="none"/>
       </w:tabs>
-      <w:kinsoku w:val="true"/>
-      <w:overflowPunct w:val="true"/>
-      <w:autoSpaceDE w:val="true"/>
+      <w:suppressAutoHyphens w:val="true"/>
+      <w:overflowPunct w:val="false"/>
       <w:bidi w:val="0"/>
       <w:spacing w:lineRule="auto" w:line="276" w:before="0" w:after="200"/>
       <w:jc w:val="left"/>
     </w:pPr>
     <w:rPr>
-      <w:rFonts w:ascii="Courier" w:hAnsi="Courier" w:eastAsia="ＭＳ 明朝"/>
+      <w:rFonts w:ascii="Courier" w:hAnsi="Courier" w:eastAsia="ＭＳ 明朝" w:cs="DejaVu Sans"/>
       <w:color w:val="auto"/>
       <w:kern w:val="0"/>
       <w:sz w:val="20"/>
